--- a/.work/07.08 tdl.docx
+++ b/.work/07.08 tdl.docx
@@ -49,6 +49,42 @@
         <w:rPr>
           <w:rFonts w:ascii="Arial" w:hAnsi="Arial" w:cs="Arial"/>
         </w:rPr>
+        <w:t>Anàlisi</w:t>
+      </w:r>
+    </w:p>
+    <w:p>
+      <w:pPr>
+        <w:pStyle w:val="ListParagraph"/>
+        <w:numPr>
+          <w:ilvl w:val="1"/>
+          <w:numId w:val="1"/>
+        </w:numPr>
+        <w:rPr>
+          <w:rFonts w:ascii="Arial" w:hAnsi="Arial" w:cs="Arial"/>
+        </w:rPr>
+      </w:pPr>
+      <w:r>
+        <w:rPr>
+          <w:rFonts w:ascii="Arial" w:hAnsi="Arial" w:cs="Arial"/>
+        </w:rPr>
+        <w:t>Veure quins exemples poden recolzar això</w:t>
+      </w:r>
+    </w:p>
+    <w:p>
+      <w:pPr>
+        <w:pStyle w:val="ListParagraph"/>
+        <w:numPr>
+          <w:ilvl w:val="1"/>
+          <w:numId w:val="1"/>
+        </w:numPr>
+        <w:rPr>
+          <w:rFonts w:ascii="Arial" w:hAnsi="Arial" w:cs="Arial"/>
+        </w:rPr>
+      </w:pPr>
+      <w:r>
+        <w:rPr>
+          <w:rFonts w:ascii="Arial" w:hAnsi="Arial" w:cs="Arial"/>
+        </w:rPr>
         <w:t>Per cada cas ensenyar un bo i un dolent</w:t>
       </w:r>
     </w:p>
@@ -105,13 +141,7 @@
           <w:rFonts w:ascii="Arial" w:hAnsi="Arial" w:cs="Arial"/>
         </w:rPr>
         <w:br/>
-        <w:t>S'haurien de mirar les iteracions concretes.</w:t>
-      </w:r>
-      <w:r>
-        <w:rPr>
-          <w:rFonts w:ascii="Arial" w:hAnsi="Arial" w:cs="Arial"/>
-        </w:rPr>
-        <w:t>”</w:t>
+        <w:t>S'haurien de mirar les iteracions concretes.”</w:t>
       </w:r>
     </w:p>
     <w:p>
@@ -250,6 +280,24 @@
           <w:rFonts w:ascii="Arial" w:hAnsi="Arial" w:cs="Arial"/>
         </w:rPr>
         <w:t>Calcular diferències de temps?</w:t>
+      </w:r>
+    </w:p>
+    <w:p>
+      <w:pPr>
+        <w:pStyle w:val="ListParagraph"/>
+        <w:numPr>
+          <w:ilvl w:val="1"/>
+          <w:numId w:val="1"/>
+        </w:numPr>
+        <w:rPr>
+          <w:rFonts w:ascii="Arial" w:hAnsi="Arial" w:cs="Arial"/>
+        </w:rPr>
+      </w:pPr>
+      <w:r>
+        <w:rPr>
+          <w:rFonts w:ascii="Arial" w:hAnsi="Arial" w:cs="Arial"/>
+        </w:rPr>
+        <w:t>Potser fer algun comentari entre el matís d’iteracions vs velocitat amb algun exemple i ja està</w:t>
       </w:r>
     </w:p>
     <w:p>
@@ -315,13 +363,7 @@
           <w:rFonts w:ascii="Arial" w:hAnsi="Arial" w:cs="Arial"/>
         </w:rPr>
         <w:br/>
-        <w:t>importància la velocitat d'execució.</w:t>
-      </w:r>
-      <w:r>
-        <w:rPr>
-          <w:rFonts w:ascii="Arial" w:hAnsi="Arial" w:cs="Arial"/>
-        </w:rPr>
-        <w:t>”</w:t>
+        <w:t>importància la velocitat d'execució.”</w:t>
       </w:r>
       <w:r>
         <w:rPr>
@@ -668,6 +710,7 @@
         <w:rPr>
           <w:rFonts w:ascii="Arial" w:hAnsi="Arial" w:cs="Arial"/>
         </w:rPr>
+        <w:lastRenderedPageBreak/>
         <w:t>Per precisió mirar ‘</w:t>
       </w:r>
       <w:r>
@@ -752,7 +795,6 @@
         <w:rPr>
           <w:rFonts w:ascii="Arial" w:hAnsi="Arial" w:cs="Arial"/>
         </w:rPr>
-        <w:lastRenderedPageBreak/>
         <w:t xml:space="preserve">Fer exemples en els que es vegin la heurísitca consistent i no consistent </w:t>
       </w:r>
     </w:p>
@@ -1694,6 +1736,7 @@
   <w:style w:type="character" w:default="1" w:styleId="DefaultParagraphFont">
     <w:name w:val="Default Paragraph Font"/>
     <w:uiPriority w:val="1"/>
+    <w:semiHidden/>
     <w:unhideWhenUsed/>
   </w:style>
   <w:style w:type="table" w:default="1" w:styleId="TableNormal">

--- a/.work/07.08 tdl.docx
+++ b/.work/07.08 tdl.docx
@@ -25,11 +25,13 @@
         </w:numPr>
         <w:rPr>
           <w:rFonts w:ascii="Arial" w:hAnsi="Arial" w:cs="Arial"/>
-        </w:rPr>
-      </w:pPr>
-      <w:r>
-        <w:rPr>
-          <w:rFonts w:ascii="Arial" w:hAnsi="Arial" w:cs="Arial"/>
+          <w:color w:val="8DD873" w:themeColor="accent6" w:themeTint="99"/>
+        </w:rPr>
+      </w:pPr>
+      <w:r>
+        <w:rPr>
+          <w:rFonts w:ascii="Arial" w:hAnsi="Arial" w:cs="Arial"/>
+          <w:color w:val="8DD873" w:themeColor="accent6" w:themeTint="99"/>
         </w:rPr>
         <w:t>Anàlisi gràfic barres mitjançant exemples</w:t>
       </w:r>
@@ -43,13 +45,15 @@
         </w:numPr>
         <w:rPr>
           <w:rFonts w:ascii="Arial" w:hAnsi="Arial" w:cs="Arial"/>
-        </w:rPr>
-      </w:pPr>
-      <w:r>
-        <w:rPr>
-          <w:rFonts w:ascii="Arial" w:hAnsi="Arial" w:cs="Arial"/>
-        </w:rPr>
-        <w:t>Anàlisi</w:t>
+          <w:color w:val="8DD873" w:themeColor="accent6" w:themeTint="99"/>
+        </w:rPr>
+      </w:pPr>
+      <w:r>
+        <w:rPr>
+          <w:rFonts w:ascii="Arial" w:hAnsi="Arial" w:cs="Arial"/>
+          <w:color w:val="8DD873" w:themeColor="accent6" w:themeTint="99"/>
+        </w:rPr>
+        <w:t>Dij vs acheat global</w:t>
       </w:r>
     </w:p>
     <w:p>
@@ -61,13 +65,15 @@
         </w:numPr>
         <w:rPr>
           <w:rFonts w:ascii="Arial" w:hAnsi="Arial" w:cs="Arial"/>
-        </w:rPr>
-      </w:pPr>
-      <w:r>
-        <w:rPr>
-          <w:rFonts w:ascii="Arial" w:hAnsi="Arial" w:cs="Arial"/>
-        </w:rPr>
-        <w:t>Veure quins exemples poden recolzar això</w:t>
+          <w:color w:val="8DD873" w:themeColor="accent6" w:themeTint="99"/>
+        </w:rPr>
+      </w:pPr>
+      <w:r>
+        <w:rPr>
+          <w:rFonts w:ascii="Arial" w:hAnsi="Arial" w:cs="Arial"/>
+          <w:color w:val="8DD873" w:themeColor="accent6" w:themeTint="99"/>
+        </w:rPr>
+        <w:t>Ageo vs dij global</w:t>
       </w:r>
     </w:p>
     <w:p>
@@ -79,69 +85,15 @@
         </w:numPr>
         <w:rPr>
           <w:rFonts w:ascii="Arial" w:hAnsi="Arial" w:cs="Arial"/>
-        </w:rPr>
-      </w:pPr>
-      <w:r>
-        <w:rPr>
-          <w:rFonts w:ascii="Arial" w:hAnsi="Arial" w:cs="Arial"/>
-        </w:rPr>
-        <w:t>Per cada cas ensenyar un bo i un dolent</w:t>
-      </w:r>
-    </w:p>
-    <w:p>
-      <w:pPr>
-        <w:pStyle w:val="ListParagraph"/>
-        <w:numPr>
-          <w:ilvl w:val="2"/>
-          <w:numId w:val="1"/>
-        </w:numPr>
-        <w:rPr>
-          <w:rFonts w:ascii="Arial" w:hAnsi="Arial" w:cs="Arial"/>
-        </w:rPr>
-      </w:pPr>
-      <w:r>
-        <w:rPr>
-          <w:rFonts w:ascii="Arial" w:hAnsi="Arial" w:cs="Arial"/>
-        </w:rPr>
-        <w:t>DB vs BD</w:t>
-      </w:r>
-    </w:p>
-    <w:p>
-      <w:pPr>
-        <w:pStyle w:val="ListParagraph"/>
-        <w:numPr>
-          <w:ilvl w:val="3"/>
-          <w:numId w:val="1"/>
-        </w:numPr>
-        <w:rPr>
-          <w:rFonts w:ascii="Arial" w:hAnsi="Arial" w:cs="Arial"/>
-        </w:rPr>
-      </w:pPr>
-      <w:r>
-        <w:rPr>
-          <w:rFonts w:ascii="Arial" w:hAnsi="Arial" w:cs="Arial"/>
-        </w:rPr>
-        <w:t>Intuïció Aureli: “</w:t>
-      </w:r>
-      <w:r>
-        <w:rPr>
-          <w:rFonts w:ascii="Arial" w:hAnsi="Arial" w:cs="Arial"/>
-        </w:rPr>
-        <w:t>No. Potser quan surts del centre explores molts nodes que van</w:t>
-      </w:r>
-      <w:r>
-        <w:rPr>
-          <w:rFonts w:ascii="Arial" w:hAnsi="Arial" w:cs="Arial"/>
-        </w:rPr>
-        <w:br/>
-        <w:t>en direcció contrària i quant surts de la branca no??</w:t>
-      </w:r>
-      <w:r>
-        <w:rPr>
-          <w:rFonts w:ascii="Arial" w:hAnsi="Arial" w:cs="Arial"/>
-        </w:rPr>
-        <w:br/>
-        <w:t>S'haurien de mirar les iteracions concretes.”</w:t>
+          <w:color w:val="8DD873" w:themeColor="accent6" w:themeTint="99"/>
+        </w:rPr>
+      </w:pPr>
+      <w:r>
+        <w:rPr>
+          <w:rFonts w:ascii="Arial" w:hAnsi="Arial" w:cs="Arial"/>
+          <w:color w:val="8DD873" w:themeColor="accent6" w:themeTint="99"/>
+        </w:rPr>
+        <w:t>Ageo topo casos</w:t>
       </w:r>
     </w:p>
     <w:p>
@@ -153,25 +105,35 @@
         </w:numPr>
         <w:rPr>
           <w:rFonts w:ascii="Arial" w:hAnsi="Arial" w:cs="Arial"/>
-        </w:rPr>
-      </w:pPr>
-      <w:r>
-        <w:rPr>
-          <w:rFonts w:ascii="Arial" w:hAnsi="Arial" w:cs="Arial"/>
-        </w:rPr>
-        <w:t>Mirar exemples a ‘</w:t>
-      </w:r>
-      <w:r>
-        <w:rPr>
-          <w:rFonts w:ascii="Arial" w:hAnsi="Arial" w:cs="Arial"/>
-        </w:rPr>
-        <w:t>.work/07.03 org.docx</w:t>
-      </w:r>
-      <w:r>
-        <w:rPr>
-          <w:rFonts w:ascii="Arial" w:hAnsi="Arial" w:cs="Arial"/>
-        </w:rPr>
-        <w:t>’</w:t>
+          <w:color w:val="8DD873" w:themeColor="accent6" w:themeTint="99"/>
+        </w:rPr>
+      </w:pPr>
+      <w:r>
+        <w:rPr>
+          <w:rFonts w:ascii="Arial" w:hAnsi="Arial" w:cs="Arial"/>
+          <w:color w:val="8DD873" w:themeColor="accent6" w:themeTint="99"/>
+        </w:rPr>
+        <w:t>Abcn topo casos</w:t>
+      </w:r>
+    </w:p>
+    <w:p>
+      <w:pPr>
+        <w:pStyle w:val="ListParagraph"/>
+        <w:numPr>
+          <w:ilvl w:val="1"/>
+          <w:numId w:val="1"/>
+        </w:numPr>
+        <w:rPr>
+          <w:rFonts w:ascii="Arial" w:hAnsi="Arial" w:cs="Arial"/>
+          <w:color w:val="8DD873" w:themeColor="accent6" w:themeTint="99"/>
+        </w:rPr>
+      </w:pPr>
+      <w:r>
+        <w:rPr>
+          <w:rFonts w:ascii="Arial" w:hAnsi="Arial" w:cs="Arial"/>
+          <w:color w:val="8DD873" w:themeColor="accent6" w:themeTint="99"/>
+        </w:rPr>
+        <w:t>Canvi de gràfc</w:t>
       </w:r>
     </w:p>
     <w:p>
@@ -183,11 +145,13 @@
         </w:numPr>
         <w:rPr>
           <w:rFonts w:ascii="Arial" w:hAnsi="Arial" w:cs="Arial"/>
-        </w:rPr>
-      </w:pPr>
-      <w:r>
-        <w:rPr>
-          <w:rFonts w:ascii="Arial" w:hAnsi="Arial" w:cs="Arial"/>
+          <w:color w:val="8DD873" w:themeColor="accent6" w:themeTint="99"/>
+        </w:rPr>
+      </w:pPr>
+      <w:r>
+        <w:rPr>
+          <w:rFonts w:ascii="Arial" w:hAnsi="Arial" w:cs="Arial"/>
+          <w:color w:val="8DD873" w:themeColor="accent6" w:themeTint="99"/>
         </w:rPr>
         <w:t>Admissibilitat heurístiques</w:t>
       </w:r>
@@ -201,11 +165,13 @@
         </w:numPr>
         <w:rPr>
           <w:rFonts w:ascii="Arial" w:hAnsi="Arial" w:cs="Arial"/>
-        </w:rPr>
-      </w:pPr>
-      <w:r>
-        <w:rPr>
-          <w:rFonts w:ascii="Arial" w:hAnsi="Arial" w:cs="Arial"/>
+          <w:color w:val="8DD873" w:themeColor="accent6" w:themeTint="99"/>
+        </w:rPr>
+      </w:pPr>
+      <w:r>
+        <w:rPr>
+          <w:rFonts w:ascii="Arial" w:hAnsi="Arial" w:cs="Arial"/>
+          <w:color w:val="8DD873" w:themeColor="accent6" w:themeTint="99"/>
         </w:rPr>
         <w:t>H_geo</w:t>
       </w:r>
@@ -219,11 +185,13 @@
         </w:numPr>
         <w:rPr>
           <w:rFonts w:ascii="Arial" w:hAnsi="Arial" w:cs="Arial"/>
-        </w:rPr>
-      </w:pPr>
-      <w:r>
-        <w:rPr>
-          <w:rFonts w:ascii="Arial" w:hAnsi="Arial" w:cs="Arial"/>
+          <w:color w:val="8DD873" w:themeColor="accent6" w:themeTint="99"/>
+        </w:rPr>
+      </w:pPr>
+      <w:r>
+        <w:rPr>
+          <w:rFonts w:ascii="Arial" w:hAnsi="Arial" w:cs="Arial"/>
+          <w:color w:val="8DD873" w:themeColor="accent6" w:themeTint="99"/>
         </w:rPr>
         <w:t>H_bcn</w:t>
       </w:r>
@@ -237,29 +205,34 @@
         </w:numPr>
         <w:rPr>
           <w:rFonts w:ascii="Arial" w:hAnsi="Arial" w:cs="Arial"/>
-        </w:rPr>
-      </w:pPr>
-      <w:r>
-        <w:rPr>
-          <w:rFonts w:ascii="Arial" w:hAnsi="Arial" w:cs="Arial"/>
+          <w:color w:val="8DD873" w:themeColor="accent6" w:themeTint="99"/>
+        </w:rPr>
+      </w:pPr>
+      <w:r>
+        <w:rPr>
+          <w:rFonts w:ascii="Arial" w:hAnsi="Arial" w:cs="Arial"/>
+          <w:color w:val="8DD873" w:themeColor="accent6" w:themeTint="99"/>
         </w:rPr>
         <w:t>Esborrar docstring demostrant-la?</w:t>
       </w:r>
       <w:r>
         <w:rPr>
           <w:rFonts w:ascii="Arial" w:hAnsi="Arial" w:cs="Arial"/>
+          <w:color w:val="8DD873" w:themeColor="accent6" w:themeTint="99"/>
         </w:rPr>
         <w:t xml:space="preserve"> </w:t>
       </w:r>
       <w:r>
         <w:rPr>
           <w:rFonts w:ascii="Arial" w:hAnsi="Arial" w:cs="Arial"/>
+          <w:color w:val="8DD873" w:themeColor="accent6" w:themeTint="99"/>
         </w:rPr>
         <w:sym w:font="Wingdings" w:char="F0DF"/>
       </w:r>
       <w:r>
         <w:rPr>
           <w:rFonts w:ascii="Arial" w:hAnsi="Arial" w:cs="Arial"/>
+          <w:color w:val="8DD873" w:themeColor="accent6" w:themeTint="99"/>
         </w:rPr>
         <w:t xml:space="preserve"> no l’he trobat ja</w:t>
       </w:r>
@@ -710,7 +683,6 @@
         <w:rPr>
           <w:rFonts w:ascii="Arial" w:hAnsi="Arial" w:cs="Arial"/>
         </w:rPr>
-        <w:lastRenderedPageBreak/>
         <w:t>Per precisió mirar ‘</w:t>
       </w:r>
       <w:r>
@@ -795,6 +767,7 @@
         <w:rPr>
           <w:rFonts w:ascii="Arial" w:hAnsi="Arial" w:cs="Arial"/>
         </w:rPr>
+        <w:lastRenderedPageBreak/>
         <w:t xml:space="preserve">Fer exemples en els que es vegin la heurísitca consistent i no consistent </w:t>
       </w:r>
     </w:p>

--- a/.work/07.08 tdl.docx
+++ b/.work/07.08 tdl.docx
@@ -1,6 +1,6 @@
 
 <file path=word/document.xml><?xml version="1.0" encoding="utf-8"?>
-<w:document xmlns:wpc="http://schemas.microsoft.com/office/word/2010/wordprocessingCanvas" xmlns:cx="http://schemas.microsoft.com/office/drawing/2014/chartex" xmlns:cx1="http://schemas.microsoft.com/office/drawing/2015/9/8/chartex" xmlns:cx2="http://schemas.microsoft.com/office/drawing/2015/10/21/chartex" xmlns:cx3="http://schemas.microsoft.com/office/drawing/2016/5/9/chartex" xmlns:cx4="http://schemas.microsoft.com/office/drawing/2016/5/10/chartex" xmlns:cx5="http://schemas.microsoft.com/office/drawing/2016/5/11/chartex" xmlns:cx6="http://schemas.microsoft.com/office/drawing/2016/5/12/chartex" xmlns:cx7="http://schemas.microsoft.com/office/drawing/2016/5/13/chartex" xmlns:cx8="http://schemas.microsoft.com/office/drawing/2016/5/14/chartex" xmlns:mc="http://schemas.openxmlformats.org/markup-compatibility/2006" xmlns:m="http://schemas.openxmlformats.org/officeDocument/2006/math" xmlns:aink="http://schemas.microsoft.com/office/drawing/2016/ink" xmlns:am3d="http://schemas.microsoft.com/office/drawing/2017/model3d" xmlns:oel="http://schemas.microsoft.com/office/2019/extlst" xmlns:r="http://schemas.openxmlformats.org/officeDocument/2006/relationships" xmlns:wp14="http://schemas.microsoft.com/office/word/2010/wordprocessingDrawing" xmlns:wp="http://schemas.openxmlformats.org/drawingml/2006/wordprocessingDrawing" xmlns:wpg="http://schemas.microsoft.com/office/word/2010/wordprocessingGroup" xmlns:wpi="http://schemas.microsoft.com/office/word/2010/wordprocessingInk" xmlns:wps="http://schemas.microsoft.com/office/word/2010/wordprocessingShape" xmlns:o="urn:schemas-microsoft-com:office:office" xmlns:v="urn:schemas-microsoft-com:vml" xmlns:w10="urn:schemas-microsoft-com:office:word" xmlns:w="http://schemas.openxmlformats.org/wordprocessingml/2006/main" xmlns:w14="http://schemas.microsoft.com/office/word/2010/wordml" xmlns:w15="http://schemas.microsoft.com/office/word/2012/wordml" xmlns:w16cex="http://schemas.microsoft.com/office/word/2018/wordml/cex" xmlns:w16cid="http://schemas.microsoft.com/office/word/2016/wordml/cid" xmlns:w16="http://schemas.microsoft.com/office/word/2018/wordml" xmlns:w16sdtdh="http://schemas.microsoft.com/office/word/2020/wordml/sdtdatahash" xmlns:w16sdtfl="http://schemas.microsoft.com/office/word/2024/wordml/sdtformatlock" xmlns:w16se="http://schemas.microsoft.com/office/word/2015/wordml/symex" xmlns:w16du="http://schemas.microsoft.com/office/word/2023/wordml/word16du" xmlns:wne="http://schemas.microsoft.com/office/word/2006/wordml" mc:Ignorable="w14 w15 w16se w16cid w16 w16cex w16sdtdh w16sdtfl w16du wp14">
+<w:document xmlns:wpc="http://schemas.microsoft.com/office/word/2010/wordprocessingCanvas" xmlns:cx="http://schemas.microsoft.com/office/drawing/2014/chartex" xmlns:cx1="http://schemas.microsoft.com/office/drawing/2015/9/8/chartex" xmlns:cx2="http://schemas.microsoft.com/office/drawing/2015/10/21/chartex" xmlns:cx3="http://schemas.microsoft.com/office/drawing/2016/5/9/chartex" xmlns:cx4="http://schemas.microsoft.com/office/drawing/2016/5/10/chartex" xmlns:cx5="http://schemas.microsoft.com/office/drawing/2016/5/11/chartex" xmlns:cx6="http://schemas.microsoft.com/office/drawing/2016/5/12/chartex" xmlns:cx7="http://schemas.microsoft.com/office/drawing/2016/5/13/chartex" xmlns:cx8="http://schemas.microsoft.com/office/drawing/2016/5/14/chartex" xmlns:mc="http://schemas.openxmlformats.org/markup-compatibility/2006" xmlns:m="http://schemas.openxmlformats.org/officeDocument/2006/math" xmlns:aink="http://schemas.microsoft.com/office/drawing/2016/ink" xmlns:am3d="http://schemas.microsoft.com/office/drawing/2017/model3d" xmlns:oel="http://schemas.microsoft.com/office/2019/extlst" xmlns:r="http://schemas.openxmlformats.org/officeDocument/2006/relationships" xmlns:wp14="http://schemas.microsoft.com/office/word/2010/wordprocessingDrawing" xmlns:wp="http://schemas.openxmlformats.org/drawingml/2006/wordprocessingDrawing" xmlns:wpg="http://schemas.microsoft.com/office/word/2010/wordprocessingGroup" xmlns:wpi="http://schemas.microsoft.com/office/word/2010/wordprocessingInk" xmlns:wps="http://schemas.microsoft.com/office/word/2010/wordprocessingShape" xmlns:o="urn:schemas-microsoft-com:office:office" xmlns:v="urn:schemas-microsoft-com:vml" xmlns:w10="urn:schemas-microsoft-com:office:word" xmlns:w="http://schemas.openxmlformats.org/wordprocessingml/2006/main" xmlns:w14="http://schemas.microsoft.com/office/word/2010/wordml" xmlns:w15="http://schemas.microsoft.com/office/word/2012/wordml" xmlns:w16cei="http://schemas.microsoft.com/office/word/2026/wordml/cei" xmlns:w16cex="http://schemas.microsoft.com/office/word/2018/wordml/cex" xmlns:w16cid="http://schemas.microsoft.com/office/word/2016/wordml/cid" xmlns:w16="http://schemas.microsoft.com/office/word/2018/wordml" xmlns:w16sdtdh="http://schemas.microsoft.com/office/word/2020/wordml/sdtdatahash" xmlns:w16sdtfl="http://schemas.microsoft.com/office/word/2024/wordml/sdtformatlock" xmlns:w16se="http://schemas.microsoft.com/office/word/2015/wordml/symex" xmlns:w16du="http://schemas.microsoft.com/office/word/2023/wordml/word16du" xmlns:wne="http://schemas.microsoft.com/office/word/2006/wordml" mc:Ignorable="w14 w15 w16se w16cid w16 w16cex w16sdtdh w16sdtfl w16du wp14">
   <w:body>
     <w:p>
       <w:pPr>
@@ -282,23 +282,20 @@
         </w:numPr>
         <w:rPr>
           <w:rFonts w:ascii="Arial" w:hAnsi="Arial" w:cs="Arial"/>
-        </w:rPr>
-      </w:pPr>
-      <w:r>
-        <w:rPr>
-          <w:rFonts w:ascii="Arial" w:hAnsi="Arial" w:cs="Arial"/>
-        </w:rPr>
-        <w:t>Aureli: “</w:t>
-      </w:r>
-      <w:r>
-        <w:rPr>
-          <w:rFonts w:ascii="Arial" w:hAnsi="Arial" w:cs="Arial"/>
-        </w:rPr>
-        <w:t>Calcular el temps real (wall-clock) de cada variant serà</w:t>
-      </w:r>
-      <w:r>
-        <w:rPr>
-          <w:rFonts w:ascii="Arial" w:hAnsi="Arial" w:cs="Arial"/>
+          <w:color w:val="BFBFBF" w:themeColor="background1" w:themeShade="BF"/>
+        </w:rPr>
+      </w:pPr>
+      <w:r>
+        <w:rPr>
+          <w:rFonts w:ascii="Arial" w:hAnsi="Arial" w:cs="Arial"/>
+          <w:color w:val="BFBFBF" w:themeColor="background1" w:themeShade="BF"/>
+        </w:rPr>
+        <w:t>Aureli: “Calcular el temps real (wall-clock) de cada variant serà</w:t>
+      </w:r>
+      <w:r>
+        <w:rPr>
+          <w:rFonts w:ascii="Arial" w:hAnsi="Arial" w:cs="Arial"/>
+          <w:color w:val="BFBFBF" w:themeColor="background1" w:themeShade="BF"/>
         </w:rPr>
         <w:br/>
         <w:t>difícil perquè s'executaran totes molt ràpid. Una possible</w:t>
@@ -306,6 +303,7 @@
       <w:r>
         <w:rPr>
           <w:rFonts w:ascii="Arial" w:hAnsi="Arial" w:cs="Arial"/>
+          <w:color w:val="BFBFBF" w:themeColor="background1" w:themeShade="BF"/>
         </w:rPr>
         <w:br/>
         <w:t>idea és fer-li calcular moltes rutes a cada execució,</w:t>
@@ -313,6 +311,7 @@
       <w:r>
         <w:rPr>
           <w:rFonts w:ascii="Arial" w:hAnsi="Arial" w:cs="Arial"/>
+          <w:color w:val="BFBFBF" w:themeColor="background1" w:themeShade="BF"/>
         </w:rPr>
         <w:br/>
         <w:t>de manera que cada execució trigui segons, en lloc de</w:t>
@@ -320,6 +319,7 @@
       <w:r>
         <w:rPr>
           <w:rFonts w:ascii="Arial" w:hAnsi="Arial" w:cs="Arial"/>
+          <w:color w:val="BFBFBF" w:themeColor="background1" w:themeShade="BF"/>
         </w:rPr>
         <w:br/>
         <w:t>mil·lèsimes de segon. Com simulant que molts usuaris es</w:t>
@@ -327,6 +327,7 @@
       <w:r>
         <w:rPr>
           <w:rFonts w:ascii="Arial" w:hAnsi="Arial" w:cs="Arial"/>
+          <w:color w:val="BFBFBF" w:themeColor="background1" w:themeShade="BF"/>
         </w:rPr>
         <w:br/>
         <w:t>connecten al mateix temps a un servei, que és quan tindria</w:t>
@@ -334,21 +335,17 @@
       <w:r>
         <w:rPr>
           <w:rFonts w:ascii="Arial" w:hAnsi="Arial" w:cs="Arial"/>
+          <w:color w:val="BFBFBF" w:themeColor="background1" w:themeShade="BF"/>
         </w:rPr>
         <w:br/>
-        <w:t>importància la velocitat d'execució.”</w:t>
-      </w:r>
-      <w:r>
-        <w:rPr>
-          <w:rFonts w:ascii="Arial" w:hAnsi="Arial" w:cs="Arial"/>
-        </w:rPr>
-        <w:t xml:space="preserve"> </w:t>
+        <w:t xml:space="preserve">importància la velocitat d'execució.” </w:t>
       </w:r>
       <w:hyperlink r:id="rId5" w:history="1">
         <w:r>
           <w:rPr>
             <w:rStyle w:val="Hyperlink"/>
             <w:rFonts w:ascii="Arial" w:hAnsi="Arial" w:cs="Arial"/>
+            <w:color w:val="BFBFBF" w:themeColor="background1" w:themeShade="BF"/>
           </w:rPr>
           <w:t>REF</w:t>
         </w:r>
@@ -641,11 +638,13 @@
         </w:numPr>
         <w:rPr>
           <w:rFonts w:ascii="Arial" w:hAnsi="Arial" w:cs="Arial"/>
-        </w:rPr>
-      </w:pPr>
-      <w:r>
-        <w:rPr>
-          <w:rFonts w:ascii="Arial" w:hAnsi="Arial" w:cs="Arial"/>
+          <w:color w:val="8DD873" w:themeColor="accent6" w:themeTint="99"/>
+        </w:rPr>
+      </w:pPr>
+      <w:r>
+        <w:rPr>
+          <w:rFonts w:ascii="Arial" w:hAnsi="Arial" w:cs="Arial"/>
+          <w:color w:val="8DD873" w:themeColor="accent6" w:themeTint="99"/>
         </w:rPr>
         <w:t>Quedada Aureli?</w:t>
       </w:r>
@@ -859,6 +858,157 @@
           <w:rFonts w:ascii="Arial" w:hAnsi="Arial" w:cs="Arial"/>
         </w:rPr>
         <w:t>’</w:t>
+      </w:r>
+    </w:p>
+    <w:p>
+      <w:pPr>
+        <w:pStyle w:val="ListParagraph"/>
+        <w:numPr>
+          <w:ilvl w:val="0"/>
+          <w:numId w:val="1"/>
+        </w:numPr>
+        <w:rPr>
+          <w:rFonts w:ascii="Arial" w:hAnsi="Arial" w:cs="Arial"/>
+        </w:rPr>
+      </w:pPr>
+      <w:r>
+        <w:rPr>
+          <w:rFonts w:ascii="Arial" w:hAnsi="Arial" w:cs="Arial"/>
+        </w:rPr>
+        <w:t>Si dona temps:</w:t>
+      </w:r>
+    </w:p>
+    <w:p>
+      <w:pPr>
+        <w:pStyle w:val="ListParagraph"/>
+        <w:numPr>
+          <w:ilvl w:val="1"/>
+          <w:numId w:val="1"/>
+        </w:numPr>
+        <w:rPr>
+          <w:rFonts w:ascii="Arial" w:hAnsi="Arial" w:cs="Arial"/>
+        </w:rPr>
+      </w:pPr>
+      <w:r>
+        <w:rPr>
+          <w:rFonts w:ascii="Arial" w:hAnsi="Arial" w:cs="Arial"/>
+        </w:rPr>
+        <w:t>Redactar millor els anàlisis?</w:t>
+      </w:r>
+    </w:p>
+    <w:p>
+      <w:pPr>
+        <w:pStyle w:val="ListParagraph"/>
+        <w:numPr>
+          <w:ilvl w:val="1"/>
+          <w:numId w:val="1"/>
+        </w:numPr>
+        <w:rPr>
+          <w:rFonts w:ascii="Arial" w:hAnsi="Arial" w:cs="Arial"/>
+        </w:rPr>
+      </w:pPr>
+      <w:r>
+        <w:rPr>
+          <w:rFonts w:ascii="Arial" w:hAnsi="Arial" w:cs="Arial"/>
+        </w:rPr>
+        <w:t>Posar un exemple de les iteracions del Dijkstra i l’A*</w:t>
+      </w:r>
+    </w:p>
+    <w:p>
+      <w:pPr>
+        <w:pStyle w:val="ListParagraph"/>
+        <w:numPr>
+          <w:ilvl w:val="1"/>
+          <w:numId w:val="1"/>
+        </w:numPr>
+        <w:rPr>
+          <w:rFonts w:ascii="Arial" w:hAnsi="Arial" w:cs="Arial"/>
+        </w:rPr>
+      </w:pPr>
+      <w:r>
+        <w:rPr>
+          <w:rFonts w:ascii="Arial" w:hAnsi="Arial" w:cs="Arial"/>
+        </w:rPr>
+        <w:t>Capítol als annexos explicant el processament de les dades millor</w:t>
+      </w:r>
+    </w:p>
+    <w:p>
+      <w:pPr>
+        <w:pStyle w:val="ListParagraph"/>
+        <w:numPr>
+          <w:ilvl w:val="1"/>
+          <w:numId w:val="1"/>
+        </w:numPr>
+        <w:rPr>
+          <w:rFonts w:ascii="Arial" w:hAnsi="Arial" w:cs="Arial"/>
+        </w:rPr>
+      </w:pPr>
+      <w:r>
+        <w:rPr>
+          <w:rFonts w:ascii="Arial" w:hAnsi="Arial" w:cs="Arial"/>
+        </w:rPr>
+        <w:t>Exemple print solució Liceu</w:t>
+      </w:r>
+    </w:p>
+    <w:p>
+      <w:pPr>
+        <w:pStyle w:val="ListParagraph"/>
+        <w:numPr>
+          <w:ilvl w:val="1"/>
+          <w:numId w:val="1"/>
+        </w:numPr>
+        <w:rPr>
+          <w:rFonts w:ascii="Arial" w:hAnsi="Arial" w:cs="Arial"/>
+          <w:color w:val="A6A6A6" w:themeColor="background1" w:themeShade="A6"/>
+        </w:rPr>
+      </w:pPr>
+      <w:r>
+        <w:rPr>
+          <w:rFonts w:ascii="Arial" w:hAnsi="Arial" w:cs="Arial"/>
+          <w:color w:val="A6A6A6" w:themeColor="background1" w:themeShade="A6"/>
+        </w:rPr>
+        <w:t xml:space="preserve">Donar més detalls tècnics dels reports (fitxer de moltes files, finalment platforms, </w:t>
+      </w:r>
+      <w:r>
+        <w:rPr>
+          <w:rFonts w:ascii="Arial" w:hAnsi="Arial" w:cs="Arial"/>
+        </w:rPr>
+        <w:t>fer un check abans</w:t>
+      </w:r>
+      <w:r>
+        <w:rPr>
+          <w:rFonts w:ascii="Arial" w:hAnsi="Arial" w:cs="Arial"/>
+          <w:color w:val="A6A6A6" w:themeColor="background1" w:themeShade="A6"/>
+        </w:rPr>
+        <w:t xml:space="preserve">, </w:t>
+      </w:r>
+      <w:r>
+        <w:rPr>
+          <w:rFonts w:ascii="Arial" w:hAnsi="Arial" w:cs="Arial"/>
+          <w:color w:val="A6A6A6" w:themeColor="background1" w:themeShade="A6"/>
+        </w:rPr>
+        <w:t>etc)</w:t>
+      </w:r>
+      <w:r>
+        <w:rPr>
+          <w:rFonts w:ascii="Arial" w:hAnsi="Arial" w:cs="Arial"/>
+          <w:color w:val="A6A6A6" w:themeColor="background1" w:themeShade="A6"/>
+        </w:rPr>
+        <w:t xml:space="preserve"> </w:t>
+      </w:r>
+      <w:r>
+        <w:rPr>
+          <w:rFonts w:ascii="Arial" w:hAnsi="Arial" w:cs="Arial"/>
+          <w:color w:val="A6A6A6" w:themeColor="background1" w:themeShade="A6"/>
+        </w:rPr>
+        <w:sym w:font="Wingdings" w:char="F0DF"/>
+      </w:r>
+      <w:r>
+        <w:rPr>
+          <w:rFonts w:ascii="Arial" w:hAnsi="Arial" w:cs="Arial"/>
+          <w:color w:val="A6A6A6" w:themeColor="background1" w:themeShade="A6"/>
+        </w:rPr>
+        <w:t xml:space="preserve"> + o -</w:t>
       </w:r>
     </w:p>
     <w:sectPr>
@@ -872,8 +1022,121 @@
 </file>
 
 <file path=word/numbering.xml><?xml version="1.0" encoding="utf-8"?>
-<w:numbering xmlns:wpc="http://schemas.microsoft.com/office/word/2010/wordprocessingCanvas" xmlns:cx="http://schemas.microsoft.com/office/drawing/2014/chartex" xmlns:cx1="http://schemas.microsoft.com/office/drawing/2015/9/8/chartex" xmlns:cx2="http://schemas.microsoft.com/office/drawing/2015/10/21/chartex" xmlns:cx3="http://schemas.microsoft.com/office/drawing/2016/5/9/chartex" xmlns:cx4="http://schemas.microsoft.com/office/drawing/2016/5/10/chartex" xmlns:cx5="http://schemas.microsoft.com/office/drawing/2016/5/11/chartex" xmlns:cx6="http://schemas.microsoft.com/office/drawing/2016/5/12/chartex" xmlns:cx7="http://schemas.microsoft.com/office/drawing/2016/5/13/chartex" xmlns:cx8="http://schemas.microsoft.com/office/drawing/2016/5/14/chartex" xmlns:mc="http://schemas.openxmlformats.org/markup-compatibility/2006" xmlns:m="http://schemas.openxmlformats.org/officeDocument/2006/math" xmlns:aink="http://schemas.microsoft.com/office/drawing/2016/ink" xmlns:am3d="http://schemas.microsoft.com/office/drawing/2017/model3d" xmlns:oel="http://schemas.microsoft.com/office/2019/extlst" xmlns:r="http://schemas.openxmlformats.org/officeDocument/2006/relationships" xmlns:wp14="http://schemas.microsoft.com/office/word/2010/wordprocessingDrawing" xmlns:wp="http://schemas.openxmlformats.org/drawingml/2006/wordprocessingDrawing" xmlns:wpg="http://schemas.microsoft.com/office/word/2010/wordprocessingGroup" xmlns:wpi="http://schemas.microsoft.com/office/word/2010/wordprocessingInk" xmlns:wps="http://schemas.microsoft.com/office/word/2010/wordprocessingShape" xmlns:o="urn:schemas-microsoft-com:office:office" xmlns:v="urn:schemas-microsoft-com:vml" xmlns:w10="urn:schemas-microsoft-com:office:word" xmlns:w="http://schemas.openxmlformats.org/wordprocessingml/2006/main" xmlns:w14="http://schemas.microsoft.com/office/word/2010/wordml" xmlns:w15="http://schemas.microsoft.com/office/word/2012/wordml" xmlns:w16cex="http://schemas.microsoft.com/office/word/2018/wordml/cex" xmlns:w16cid="http://schemas.microsoft.com/office/word/2016/wordml/cid" xmlns:w16="http://schemas.microsoft.com/office/word/2018/wordml" xmlns:w16sdtdh="http://schemas.microsoft.com/office/word/2020/wordml/sdtdatahash" xmlns:w16sdtfl="http://schemas.microsoft.com/office/word/2024/wordml/sdtformatlock" xmlns:w16se="http://schemas.microsoft.com/office/word/2015/wordml/symex" xmlns:w16du="http://schemas.microsoft.com/office/word/2023/wordml/word16du" xmlns:wne="http://schemas.microsoft.com/office/word/2006/wordml" mc:Ignorable="w14 w15 w16se w16cid w16 w16cex w16sdtdh w16sdtfl w16du wp14">
+<w:numbering xmlns:wpc="http://schemas.microsoft.com/office/word/2010/wordprocessingCanvas" xmlns:cx="http://schemas.microsoft.com/office/drawing/2014/chartex" xmlns:cx1="http://schemas.microsoft.com/office/drawing/2015/9/8/chartex" xmlns:cx2="http://schemas.microsoft.com/office/drawing/2015/10/21/chartex" xmlns:cx3="http://schemas.microsoft.com/office/drawing/2016/5/9/chartex" xmlns:cx4="http://schemas.microsoft.com/office/drawing/2016/5/10/chartex" xmlns:cx5="http://schemas.microsoft.com/office/drawing/2016/5/11/chartex" xmlns:cx6="http://schemas.microsoft.com/office/drawing/2016/5/12/chartex" xmlns:cx7="http://schemas.microsoft.com/office/drawing/2016/5/13/chartex" xmlns:cx8="http://schemas.microsoft.com/office/drawing/2016/5/14/chartex" xmlns:mc="http://schemas.openxmlformats.org/markup-compatibility/2006" xmlns:m="http://schemas.openxmlformats.org/officeDocument/2006/math" xmlns:aink="http://schemas.microsoft.com/office/drawing/2016/ink" xmlns:am3d="http://schemas.microsoft.com/office/drawing/2017/model3d" xmlns:oel="http://schemas.microsoft.com/office/2019/extlst" xmlns:r="http://schemas.openxmlformats.org/officeDocument/2006/relationships" xmlns:wp14="http://schemas.microsoft.com/office/word/2010/wordprocessingDrawing" xmlns:wp="http://schemas.openxmlformats.org/drawingml/2006/wordprocessingDrawing" xmlns:wpg="http://schemas.microsoft.com/office/word/2010/wordprocessingGroup" xmlns:wpi="http://schemas.microsoft.com/office/word/2010/wordprocessingInk" xmlns:wps="http://schemas.microsoft.com/office/word/2010/wordprocessingShape" xmlns:o="urn:schemas-microsoft-com:office:office" xmlns:v="urn:schemas-microsoft-com:vml" xmlns:w10="urn:schemas-microsoft-com:office:word" xmlns:w="http://schemas.openxmlformats.org/wordprocessingml/2006/main" xmlns:w14="http://schemas.microsoft.com/office/word/2010/wordml" xmlns:w15="http://schemas.microsoft.com/office/word/2012/wordml" xmlns:w16cei="http://schemas.microsoft.com/office/word/2026/wordml/cei" xmlns:w16cex="http://schemas.microsoft.com/office/word/2018/wordml/cex" xmlns:w16cid="http://schemas.microsoft.com/office/word/2016/wordml/cid" xmlns:w16="http://schemas.microsoft.com/office/word/2018/wordml" xmlns:w16sdtdh="http://schemas.microsoft.com/office/word/2020/wordml/sdtdatahash" xmlns:w16sdtfl="http://schemas.microsoft.com/office/word/2024/wordml/sdtformatlock" xmlns:w16se="http://schemas.microsoft.com/office/word/2015/wordml/symex" xmlns:w16du="http://schemas.microsoft.com/office/word/2023/wordml/word16du" xmlns:wne="http://schemas.microsoft.com/office/word/2006/wordml" mc:Ignorable="w14 w15 w16se w16cid w16 w16cex w16sdtdh w16sdtfl w16du wp14">
   <w:abstractNum w:abstractNumId="0" w15:restartNumberingAfterBreak="0">
+    <w:nsid w:val="18CF047F"/>
+    <w:multiLevelType w:val="hybridMultilevel"/>
+    <w:tmpl w:val="E7FEC0E2"/>
+    <w:lvl w:ilvl="0" w:tplc="DF56A9F0">
+      <w:start w:val="2"/>
+      <w:numFmt w:val="bullet"/>
+      <w:lvlText w:val="-"/>
+      <w:lvlJc w:val="left"/>
+      <w:pPr>
+        <w:ind w:left="720" w:hanging="360"/>
+      </w:pPr>
+      <w:rPr>
+        <w:rFonts w:ascii="Arial" w:eastAsiaTheme="minorHAnsi" w:hAnsi="Arial" w:cs="Arial" w:hint="default"/>
+      </w:rPr>
+    </w:lvl>
+    <w:lvl w:ilvl="1" w:tplc="08090003">
+      <w:start w:val="1"/>
+      <w:numFmt w:val="bullet"/>
+      <w:lvlText w:val="o"/>
+      <w:lvlJc w:val="left"/>
+      <w:pPr>
+        <w:ind w:left="1440" w:hanging="360"/>
+      </w:pPr>
+      <w:rPr>
+        <w:rFonts w:ascii="Courier New" w:hAnsi="Courier New" w:cs="Courier New" w:hint="default"/>
+      </w:rPr>
+    </w:lvl>
+    <w:lvl w:ilvl="2" w:tplc="08090005" w:tentative="1">
+      <w:start w:val="1"/>
+      <w:numFmt w:val="bullet"/>
+      <w:lvlText w:val=""/>
+      <w:lvlJc w:val="left"/>
+      <w:pPr>
+        <w:ind w:left="2160" w:hanging="360"/>
+      </w:pPr>
+      <w:rPr>
+        <w:rFonts w:ascii="Wingdings" w:hAnsi="Wingdings" w:hint="default"/>
+      </w:rPr>
+    </w:lvl>
+    <w:lvl w:ilvl="3" w:tplc="08090001" w:tentative="1">
+      <w:start w:val="1"/>
+      <w:numFmt w:val="bullet"/>
+      <w:lvlText w:val=""/>
+      <w:lvlJc w:val="left"/>
+      <w:pPr>
+        <w:ind w:left="2880" w:hanging="360"/>
+      </w:pPr>
+      <w:rPr>
+        <w:rFonts w:ascii="Symbol" w:hAnsi="Symbol" w:hint="default"/>
+      </w:rPr>
+    </w:lvl>
+    <w:lvl w:ilvl="4" w:tplc="08090003" w:tentative="1">
+      <w:start w:val="1"/>
+      <w:numFmt w:val="bullet"/>
+      <w:lvlText w:val="o"/>
+      <w:lvlJc w:val="left"/>
+      <w:pPr>
+        <w:ind w:left="3600" w:hanging="360"/>
+      </w:pPr>
+      <w:rPr>
+        <w:rFonts w:ascii="Courier New" w:hAnsi="Courier New" w:cs="Courier New" w:hint="default"/>
+      </w:rPr>
+    </w:lvl>
+    <w:lvl w:ilvl="5" w:tplc="08090005" w:tentative="1">
+      <w:start w:val="1"/>
+      <w:numFmt w:val="bullet"/>
+      <w:lvlText w:val=""/>
+      <w:lvlJc w:val="left"/>
+      <w:pPr>
+        <w:ind w:left="4320" w:hanging="360"/>
+      </w:pPr>
+      <w:rPr>
+        <w:rFonts w:ascii="Wingdings" w:hAnsi="Wingdings" w:hint="default"/>
+      </w:rPr>
+    </w:lvl>
+    <w:lvl w:ilvl="6" w:tplc="08090001" w:tentative="1">
+      <w:start w:val="1"/>
+      <w:numFmt w:val="bullet"/>
+      <w:lvlText w:val=""/>
+      <w:lvlJc w:val="left"/>
+      <w:pPr>
+        <w:ind w:left="5040" w:hanging="360"/>
+      </w:pPr>
+      <w:rPr>
+        <w:rFonts w:ascii="Symbol" w:hAnsi="Symbol" w:hint="default"/>
+      </w:rPr>
+    </w:lvl>
+    <w:lvl w:ilvl="7" w:tplc="08090003" w:tentative="1">
+      <w:start w:val="1"/>
+      <w:numFmt w:val="bullet"/>
+      <w:lvlText w:val="o"/>
+      <w:lvlJc w:val="left"/>
+      <w:pPr>
+        <w:ind w:left="5760" w:hanging="360"/>
+      </w:pPr>
+      <w:rPr>
+        <w:rFonts w:ascii="Courier New" w:hAnsi="Courier New" w:cs="Courier New" w:hint="default"/>
+      </w:rPr>
+    </w:lvl>
+    <w:lvl w:ilvl="8" w:tplc="08090005" w:tentative="1">
+      <w:start w:val="1"/>
+      <w:numFmt w:val="bullet"/>
+      <w:lvlText w:val=""/>
+      <w:lvlJc w:val="left"/>
+      <w:pPr>
+        <w:ind w:left="6480" w:hanging="360"/>
+      </w:pPr>
+      <w:rPr>
+        <w:rFonts w:ascii="Wingdings" w:hAnsi="Wingdings" w:hint="default"/>
+      </w:rPr>
+    </w:lvl>
+  </w:abstractNum>
+  <w:abstractNum w:abstractNumId="1" w15:restartNumberingAfterBreak="0">
     <w:nsid w:val="384E48DF"/>
     <w:multiLevelType w:val="hybridMultilevel"/>
     <w:tmpl w:val="5F12B3FA"/>
@@ -985,7 +1248,7 @@
       </w:rPr>
     </w:lvl>
   </w:abstractNum>
-  <w:abstractNum w:abstractNumId="1" w15:restartNumberingAfterBreak="0">
+  <w:abstractNum w:abstractNumId="2" w15:restartNumberingAfterBreak="0">
     <w:nsid w:val="46625036"/>
     <w:multiLevelType w:val="hybridMultilevel"/>
     <w:tmpl w:val="27BCC5D4"/>
@@ -1098,10 +1361,13 @@
     </w:lvl>
   </w:abstractNum>
   <w:num w:numId="1" w16cid:durableId="3437500">
-    <w:abstractNumId w:val="0"/>
+    <w:abstractNumId w:val="1"/>
   </w:num>
   <w:num w:numId="2" w16cid:durableId="1923681552">
-    <w:abstractNumId w:val="1"/>
+    <w:abstractNumId w:val="2"/>
+  </w:num>
+  <w:num w:numId="3" w16cid:durableId="1752703127">
+    <w:abstractNumId w:val="0"/>
   </w:num>
 </w:numbering>
 </file>

--- a/.work/07.08 tdl.docx
+++ b/.work/07.08 tdl.docx
@@ -235,6 +235,60 @@
           <w:color w:val="8DD873" w:themeColor="accent6" w:themeTint="99"/>
         </w:rPr>
         <w:t xml:space="preserve"> no l’he trobat ja</w:t>
+      </w:r>
+    </w:p>
+    <w:p>
+      <w:pPr>
+        <w:pStyle w:val="ListParagraph"/>
+        <w:numPr>
+          <w:ilvl w:val="0"/>
+          <w:numId w:val="1"/>
+        </w:numPr>
+        <w:rPr>
+          <w:rFonts w:ascii="Arial" w:hAnsi="Arial" w:cs="Arial"/>
+        </w:rPr>
+      </w:pPr>
+      <w:r>
+        <w:rPr>
+          <w:rFonts w:ascii="Arial" w:hAnsi="Arial" w:cs="Arial"/>
+        </w:rPr>
+        <w:t>Referències!!!</w:t>
+      </w:r>
+    </w:p>
+    <w:p>
+      <w:pPr>
+        <w:pStyle w:val="ListParagraph"/>
+        <w:numPr>
+          <w:ilvl w:val="0"/>
+          <w:numId w:val="1"/>
+        </w:numPr>
+        <w:rPr>
+          <w:rFonts w:ascii="Arial" w:hAnsi="Arial" w:cs="Arial"/>
+        </w:rPr>
+      </w:pPr>
+      <w:r>
+        <w:rPr>
+          <w:rFonts w:ascii="Arial" w:hAnsi="Arial" w:cs="Arial"/>
+        </w:rPr>
+        <w:t>Paràgrafs massa llargs?</w:t>
+      </w:r>
+    </w:p>
+    <w:p>
+      <w:pPr>
+        <w:pStyle w:val="ListParagraph"/>
+        <w:numPr>
+          <w:ilvl w:val="0"/>
+          <w:numId w:val="1"/>
+        </w:numPr>
+        <w:rPr>
+          <w:rFonts w:ascii="Arial" w:hAnsi="Arial" w:cs="Arial"/>
+        </w:rPr>
+      </w:pPr>
+      <w:r>
+        <w:rPr>
+          <w:rFonts w:ascii="Arial" w:hAnsi="Arial" w:cs="Arial"/>
+        </w:rPr>
+        <w:t>Figures pel mig del text</w:t>
       </w:r>
     </w:p>
     <w:p>
@@ -712,6 +766,7 @@
         <w:rPr>
           <w:rFonts w:ascii="Arial" w:hAnsi="Arial" w:cs="Arial"/>
         </w:rPr>
+        <w:lastRenderedPageBreak/>
         <w:t xml:space="preserve">Potser per la h_geo </w:t>
       </w:r>
     </w:p>
@@ -766,7 +821,6 @@
         <w:rPr>
           <w:rFonts w:ascii="Arial" w:hAnsi="Arial" w:cs="Arial"/>
         </w:rPr>
-        <w:lastRenderedPageBreak/>
         <w:t xml:space="preserve">Fer exemples en els que es vegin la heurísitca consistent i no consistent </w:t>
       </w:r>
     </w:p>
@@ -923,11 +977,13 @@
         </w:numPr>
         <w:rPr>
           <w:rFonts w:ascii="Arial" w:hAnsi="Arial" w:cs="Arial"/>
-        </w:rPr>
-      </w:pPr>
-      <w:r>
-        <w:rPr>
-          <w:rFonts w:ascii="Arial" w:hAnsi="Arial" w:cs="Arial"/>
+          <w:color w:val="8DD873" w:themeColor="accent6" w:themeTint="99"/>
+        </w:rPr>
+      </w:pPr>
+      <w:r>
+        <w:rPr>
+          <w:rFonts w:ascii="Arial" w:hAnsi="Arial" w:cs="Arial"/>
+          <w:color w:val="8DD873" w:themeColor="accent6" w:themeTint="99"/>
         </w:rPr>
         <w:t>Capítol als annexos explicant el processament de les dades millor</w:t>
       </w:r>
@@ -1008,7 +1064,158 @@
           <w:rFonts w:ascii="Arial" w:hAnsi="Arial" w:cs="Arial"/>
           <w:color w:val="A6A6A6" w:themeColor="background1" w:themeShade="A6"/>
         </w:rPr>
-        <w:t xml:space="preserve"> + o -</w:t>
+        <w:t xml:space="preserve"> + o </w:t>
+      </w:r>
+      <w:r>
+        <w:rPr>
+          <w:rFonts w:ascii="Arial" w:hAnsi="Arial" w:cs="Arial"/>
+          <w:color w:val="A6A6A6" w:themeColor="background1" w:themeShade="A6"/>
+        </w:rPr>
+        <w:t>–</w:t>
+      </w:r>
+    </w:p>
+    <w:p>
+      <w:pPr>
+        <w:pStyle w:val="ListParagraph"/>
+        <w:numPr>
+          <w:ilvl w:val="1"/>
+          <w:numId w:val="1"/>
+        </w:numPr>
+        <w:rPr>
+          <w:rFonts w:ascii="Arial" w:hAnsi="Arial" w:cs="Arial"/>
+        </w:rPr>
+      </w:pPr>
+      <w:r>
+        <w:rPr>
+          <w:rFonts w:ascii="Arial" w:hAnsi="Arial" w:cs="Arial"/>
+        </w:rPr>
+        <w:t>Fer un annex explicant la fórmula de parent i child de la Binary Heap?</w:t>
+      </w:r>
+    </w:p>
+    <w:p>
+      <w:pPr>
+        <w:pStyle w:val="ListParagraph"/>
+        <w:numPr>
+          <w:ilvl w:val="1"/>
+          <w:numId w:val="1"/>
+        </w:numPr>
+        <w:rPr>
+          <w:rFonts w:ascii="Arial" w:hAnsi="Arial" w:cs="Arial"/>
+        </w:rPr>
+      </w:pPr>
+      <w:r>
+        <w:rPr>
+          <w:rFonts w:ascii="Arial" w:hAnsi="Arial" w:cs="Arial"/>
+        </w:rPr>
+        <w:t>Posar exemples als annexos dels diferents temps dels algoritmes?</w:t>
+      </w:r>
+    </w:p>
+    <w:p>
+      <w:pPr>
+        <w:pStyle w:val="ListParagraph"/>
+        <w:numPr>
+          <w:ilvl w:val="1"/>
+          <w:numId w:val="1"/>
+        </w:numPr>
+        <w:rPr>
+          <w:rFonts w:ascii="Arial" w:hAnsi="Arial" w:cs="Arial"/>
+        </w:rPr>
+      </w:pPr>
+      <w:r>
+        <w:rPr>
+          <w:rFonts w:ascii="Arial" w:hAnsi="Arial" w:cs="Arial"/>
+        </w:rPr>
+        <w:t>Fer final version de la memòria</w:t>
+      </w:r>
+    </w:p>
+    <w:p>
+      <w:pPr>
+        <w:pStyle w:val="ListParagraph"/>
+        <w:numPr>
+          <w:ilvl w:val="2"/>
+          <w:numId w:val="1"/>
+        </w:numPr>
+        <w:rPr>
+          <w:rFonts w:ascii="Arial" w:hAnsi="Arial" w:cs="Arial"/>
+        </w:rPr>
+      </w:pPr>
+      <w:r>
+        <w:rPr>
+          <w:rFonts w:ascii="Arial" w:hAnsi="Arial" w:cs="Arial"/>
+        </w:rPr>
+        <w:t xml:space="preserve">Niu </w:t>
+      </w:r>
+      <w:r>
+        <w:rPr>
+          <w:rFonts w:ascii="Arial" w:hAnsi="Arial" w:cs="Arial"/>
+        </w:rPr>
+        <w:sym w:font="Wingdings" w:char="F0E0"/>
+      </w:r>
+      <w:r>
+        <w:rPr>
+          <w:rFonts w:ascii="Arial" w:hAnsi="Arial" w:cs="Arial"/>
+        </w:rPr>
+        <w:t xml:space="preserve"> nom</w:t>
+      </w:r>
+    </w:p>
+    <w:p>
+      <w:pPr>
+        <w:pStyle w:val="ListParagraph"/>
+        <w:numPr>
+          <w:ilvl w:val="2"/>
+          <w:numId w:val="1"/>
+        </w:numPr>
+        <w:rPr>
+          <w:rFonts w:ascii="Arial" w:hAnsi="Arial" w:cs="Arial"/>
+        </w:rPr>
+      </w:pPr>
+      <w:r>
+        <w:rPr>
+          <w:rFonts w:ascii="Arial" w:hAnsi="Arial" w:cs="Arial"/>
+        </w:rPr>
+        <w:t xml:space="preserve">Tutor anònim </w:t>
+      </w:r>
+      <w:r>
+        <w:rPr>
+          <w:rFonts w:ascii="Arial" w:hAnsi="Arial" w:cs="Arial"/>
+        </w:rPr>
+        <w:sym w:font="Wingdings" w:char="F0E0"/>
+      </w:r>
+      <w:r>
+        <w:rPr>
+          <w:rFonts w:ascii="Arial" w:hAnsi="Arial" w:cs="Arial"/>
+        </w:rPr>
+        <w:t xml:space="preserve"> Aureli</w:t>
+      </w:r>
+    </w:p>
+    <w:p>
+      <w:pPr>
+        <w:pStyle w:val="ListParagraph"/>
+        <w:numPr>
+          <w:ilvl w:val="2"/>
+          <w:numId w:val="1"/>
+        </w:numPr>
+        <w:rPr>
+          <w:rFonts w:ascii="Arial" w:hAnsi="Arial" w:cs="Arial"/>
+        </w:rPr>
+      </w:pPr>
+      <w:r>
+        <w:rPr>
+          <w:rFonts w:ascii="Arial" w:hAnsi="Arial" w:cs="Arial"/>
+        </w:rPr>
+        <w:t xml:space="preserve">Links github compte niu </w:t>
+      </w:r>
+      <w:r>
+        <w:rPr>
+          <w:rFonts w:ascii="Arial" w:hAnsi="Arial" w:cs="Arial"/>
+        </w:rPr>
+        <w:sym w:font="Wingdings" w:char="F0E0"/>
+      </w:r>
+      <w:r>
+        <w:rPr>
+          <w:rFonts w:ascii="Arial" w:hAnsi="Arial" w:cs="Arial"/>
+        </w:rPr>
+        <w:t xml:space="preserve"> compte meu</w:t>
       </w:r>
     </w:p>
     <w:sectPr>
